--- a/Reportes/CondGen_337.docx
+++ b/Reportes/CondGen_337.docx
@@ -135,7 +135,31 @@
           <w:sz w:val="19"/>
           <w:szCs w:val="24"/>
         </w:rPr>
-        <w:t>{custom.NumeroFianza}</w:t>
+        <w:t>{</w:t>
+      </w:r>
+      <w:proofErr w:type="spellStart"/>
+      <w:r>
+        <w:rPr>
+          <w:rFonts w:ascii="Arial" w:eastAsia="Times New Roman" w:hAnsi="Arial" w:cs="Arial"/>
+          <w:b/>
+          <w:color w:val="000000"/>
+          <w:kern w:val="2"/>
+          <w:sz w:val="19"/>
+          <w:szCs w:val="24"/>
+        </w:rPr>
+        <w:t>custom.NumeroFianza</w:t>
+      </w:r>
+      <w:proofErr w:type="spellEnd"/>
+      <w:r>
+        <w:rPr>
+          <w:rFonts w:ascii="Arial" w:eastAsia="Times New Roman" w:hAnsi="Arial" w:cs="Arial"/>
+          <w:b/>
+          <w:color w:val="000000"/>
+          <w:kern w:val="2"/>
+          <w:sz w:val="19"/>
+          <w:szCs w:val="24"/>
+        </w:rPr>
+        <w:t>}</w:t>
       </w:r>
     </w:p>
     <w:p>
@@ -171,7 +195,29 @@
           <w:sz w:val="19"/>
           <w:szCs w:val="24"/>
         </w:rPr>
-        <w:t>NÚMERO DE FIANZA: {custom.NumeroFianza}</w:t>
+        <w:t>NÚMERO DE FIANZA: {</w:t>
+      </w:r>
+      <w:proofErr w:type="spellStart"/>
+      <w:r>
+        <w:rPr>
+          <w:rFonts w:ascii="Arial" w:eastAsia="Times New Roman" w:hAnsi="Arial" w:cs="Arial"/>
+          <w:color w:val="000000"/>
+          <w:kern w:val="2"/>
+          <w:sz w:val="19"/>
+          <w:szCs w:val="24"/>
+        </w:rPr>
+        <w:t>custom.NumeroFianza</w:t>
+      </w:r>
+      <w:proofErr w:type="spellEnd"/>
+      <w:r>
+        <w:rPr>
+          <w:rFonts w:ascii="Arial" w:eastAsia="Times New Roman" w:hAnsi="Arial" w:cs="Arial"/>
+          <w:color w:val="000000"/>
+          <w:kern w:val="2"/>
+          <w:sz w:val="19"/>
+          <w:szCs w:val="24"/>
+        </w:rPr>
+        <w:t>}</w:t>
       </w:r>
     </w:p>
     <w:p>
@@ -212,20 +258,42 @@
           <w:kern w:val="2"/>
           <w:sz w:val="19"/>
           <w:szCs w:val="24"/>
-          <w:lang w:val="en-US"/>
-        </w:rPr>
-      </w:pPr>
-      <w:r>
-        <w:rPr>
-          <w:rFonts w:ascii="Arial" w:eastAsia="Times New Roman" w:hAnsi="Arial" w:cs="Arial"/>
-          <w:b/>
-          <w:color w:val="000000"/>
-          <w:kern w:val="2"/>
-          <w:sz w:val="19"/>
-          <w:szCs w:val="24"/>
-          <w:lang w:val="en-US"/>
-        </w:rPr>
-        <w:t>{custom.Tenedor}</w:t>
+        </w:rPr>
+      </w:pPr>
+      <w:r>
+        <w:rPr>
+          <w:rFonts w:ascii="Arial" w:eastAsia="Times New Roman" w:hAnsi="Arial" w:cs="Arial"/>
+          <w:b/>
+          <w:color w:val="000000"/>
+          <w:kern w:val="2"/>
+          <w:sz w:val="19"/>
+          <w:szCs w:val="24"/>
+        </w:rPr>
+        <w:t>{</w:t>
+      </w:r>
+      <w:proofErr w:type="spellStart"/>
+      <w:r>
+        <w:rPr>
+          <w:rFonts w:ascii="Arial" w:eastAsia="Times New Roman" w:hAnsi="Arial" w:cs="Arial"/>
+          <w:b/>
+          <w:color w:val="000000"/>
+          <w:kern w:val="2"/>
+          <w:sz w:val="19"/>
+          <w:szCs w:val="24"/>
+        </w:rPr>
+        <w:t>custom.Tenedor</w:t>
+      </w:r>
+      <w:proofErr w:type="spellEnd"/>
+      <w:r>
+        <w:rPr>
+          <w:rFonts w:ascii="Arial" w:eastAsia="Times New Roman" w:hAnsi="Arial" w:cs="Arial"/>
+          <w:b/>
+          <w:color w:val="000000"/>
+          <w:kern w:val="2"/>
+          <w:sz w:val="19"/>
+          <w:szCs w:val="24"/>
+        </w:rPr>
+        <w:t>}</w:t>
       </w:r>
     </w:p>
     <w:p>
@@ -251,17 +319,15 @@
           <w:kern w:val="2"/>
           <w:sz w:val="19"/>
           <w:szCs w:val="24"/>
-          <w:lang w:val="en-US"/>
-        </w:rPr>
-      </w:pPr>
-      <w:r>
-        <w:rPr>
-          <w:rFonts w:ascii="Arial" w:eastAsia="Times New Roman" w:hAnsi="Arial" w:cs="Arial"/>
-          <w:color w:val="000000"/>
-          <w:kern w:val="2"/>
-          <w:sz w:val="19"/>
-          <w:szCs w:val="24"/>
-          <w:lang w:val="en-US"/>
+        </w:rPr>
+      </w:pPr>
+      <w:r>
+        <w:rPr>
+          <w:rFonts w:ascii="Arial" w:eastAsia="Times New Roman" w:hAnsi="Arial" w:cs="Arial"/>
+          <w:color w:val="000000"/>
+          <w:kern w:val="2"/>
+          <w:sz w:val="19"/>
+          <w:szCs w:val="24"/>
         </w:rPr>
         <w:t>ACREEDOR:</w:t>
       </w:r>
@@ -289,17 +355,15 @@
           <w:kern w:val="2"/>
           <w:sz w:val="19"/>
           <w:szCs w:val="24"/>
-          <w:lang w:val="en-US"/>
-        </w:rPr>
-      </w:pPr>
-      <w:r>
-        <w:rPr>
-          <w:rFonts w:ascii="Arial" w:eastAsia="Times New Roman" w:hAnsi="Arial" w:cs="Arial"/>
-          <w:color w:val="000000"/>
-          <w:kern w:val="2"/>
-          <w:sz w:val="19"/>
-          <w:szCs w:val="24"/>
-          <w:lang w:val="en-US"/>
+        </w:rPr>
+      </w:pPr>
+      <w:r>
+        <w:rPr>
+          <w:rFonts w:ascii="Arial" w:eastAsia="Times New Roman" w:hAnsi="Arial" w:cs="Arial"/>
+          <w:color w:val="000000"/>
+          <w:kern w:val="2"/>
+          <w:sz w:val="19"/>
+          <w:szCs w:val="24"/>
         </w:rPr>
         <w:t>FIADO:</w:t>
       </w:r>
@@ -342,20 +406,42 @@
           <w:kern w:val="2"/>
           <w:sz w:val="19"/>
           <w:szCs w:val="24"/>
-          <w:lang w:val="en-US"/>
-        </w:rPr>
-      </w:pPr>
-      <w:r>
-        <w:rPr>
-          <w:rFonts w:ascii="Arial" w:eastAsia="Times New Roman" w:hAnsi="Arial" w:cs="Arial"/>
-          <w:b/>
-          <w:color w:val="000000"/>
-          <w:kern w:val="2"/>
-          <w:sz w:val="19"/>
-          <w:szCs w:val="24"/>
-          <w:lang w:val="en-US"/>
-        </w:rPr>
-        <w:t>{custom.AFavor}</w:t>
+        </w:rPr>
+      </w:pPr>
+      <w:r>
+        <w:rPr>
+          <w:rFonts w:ascii="Arial" w:eastAsia="Times New Roman" w:hAnsi="Arial" w:cs="Arial"/>
+          <w:b/>
+          <w:color w:val="000000"/>
+          <w:kern w:val="2"/>
+          <w:sz w:val="19"/>
+          <w:szCs w:val="24"/>
+        </w:rPr>
+        <w:t>{</w:t>
+      </w:r>
+      <w:proofErr w:type="spellStart"/>
+      <w:r>
+        <w:rPr>
+          <w:rFonts w:ascii="Arial" w:eastAsia="Times New Roman" w:hAnsi="Arial" w:cs="Arial"/>
+          <w:b/>
+          <w:color w:val="000000"/>
+          <w:kern w:val="2"/>
+          <w:sz w:val="19"/>
+          <w:szCs w:val="24"/>
+        </w:rPr>
+        <w:t>custom.AFavor</w:t>
+      </w:r>
+      <w:proofErr w:type="spellEnd"/>
+      <w:r>
+        <w:rPr>
+          <w:rFonts w:ascii="Arial" w:eastAsia="Times New Roman" w:hAnsi="Arial" w:cs="Arial"/>
+          <w:b/>
+          <w:color w:val="000000"/>
+          <w:kern w:val="2"/>
+          <w:sz w:val="19"/>
+          <w:szCs w:val="24"/>
+        </w:rPr>
+        <w:t>}</w:t>
       </w:r>
     </w:p>
     <w:p>
@@ -443,7 +529,31 @@
           <w:sz w:val="19"/>
           <w:szCs w:val="24"/>
         </w:rPr>
-        <w:t>{custom.SumaTextoTotal}</w:t>
+        <w:t>{</w:t>
+      </w:r>
+      <w:proofErr w:type="spellStart"/>
+      <w:r>
+        <w:rPr>
+          <w:rFonts w:ascii="Arial" w:eastAsia="Times New Roman" w:hAnsi="Arial" w:cs="Arial"/>
+          <w:b/>
+          <w:color w:val="000000"/>
+          <w:kern w:val="2"/>
+          <w:sz w:val="19"/>
+          <w:szCs w:val="24"/>
+        </w:rPr>
+        <w:t>custom.SumaTextoTotal</w:t>
+      </w:r>
+      <w:proofErr w:type="spellEnd"/>
+      <w:r>
+        <w:rPr>
+          <w:rFonts w:ascii="Arial" w:eastAsia="Times New Roman" w:hAnsi="Arial" w:cs="Arial"/>
+          <w:b/>
+          <w:color w:val="000000"/>
+          <w:kern w:val="2"/>
+          <w:sz w:val="19"/>
+          <w:szCs w:val="24"/>
+        </w:rPr>
+        <w:t>}</w:t>
       </w:r>
     </w:p>
     <w:p>
@@ -531,7 +641,31 @@
           <w:sz w:val="19"/>
           <w:szCs w:val="24"/>
         </w:rPr>
-        <w:t>{custom.DiasVigenciaTexto}</w:t>
+        <w:t>{</w:t>
+      </w:r>
+      <w:proofErr w:type="spellStart"/>
+      <w:r>
+        <w:rPr>
+          <w:rFonts w:ascii="Arial" w:eastAsia="Times New Roman" w:hAnsi="Arial" w:cs="Arial"/>
+          <w:b/>
+          <w:color w:val="000000"/>
+          <w:kern w:val="2"/>
+          <w:sz w:val="19"/>
+          <w:szCs w:val="24"/>
+        </w:rPr>
+        <w:t>custom.DiasVigenciaTexto</w:t>
+      </w:r>
+      <w:proofErr w:type="spellEnd"/>
+      <w:r>
+        <w:rPr>
+          <w:rFonts w:ascii="Arial" w:eastAsia="Times New Roman" w:hAnsi="Arial" w:cs="Arial"/>
+          <w:b/>
+          <w:color w:val="000000"/>
+          <w:kern w:val="2"/>
+          <w:sz w:val="19"/>
+          <w:szCs w:val="24"/>
+        </w:rPr>
+        <w:t>}</w:t>
       </w:r>
     </w:p>
     <w:p>
@@ -591,17 +725,61 @@
           <w:sz w:val="19"/>
           <w:szCs w:val="24"/>
         </w:rPr>
-        <w:t xml:space="preserve">Por el presente, quienes suscribimos, {custom.Tenedor}, quien en adelante se denominará EL CORREDOR DE BIENES RAÍCES, como obligado principal; y ASEGURADORA GLOBAL, S. A., en adelante LA FIADORA, Sociedad Anónima inscrita a Ficha 432217, Documento 454805 de la Sección de  Micropelículas (Mercantil del  Registro  Público), se obligan para con el Gobierno Nacional, Ministerio de Comercio e Industria, de conformidad con lo dispuesto en la Ley No.6 de 8 de Julio de 1999, hasta por la suma de </w:t>
-      </w:r>
-      <w:r>
-        <w:rPr>
-          <w:rFonts w:ascii="Arial" w:eastAsia="Times New Roman" w:hAnsi="Arial" w:cs="Arial"/>
-          <w:color w:val="000000"/>
-          <w:kern w:val="2"/>
-          <w:sz w:val="19"/>
-          <w:szCs w:val="24"/>
-        </w:rPr>
-        <w:t>{custom.SumaTexto}</w:t>
+        <w:t>Por el presente, quienes suscribimos, {</w:t>
+      </w:r>
+      <w:proofErr w:type="spellStart"/>
+      <w:r>
+        <w:rPr>
+          <w:rFonts w:ascii="Arial" w:eastAsia="Times New Roman" w:hAnsi="Arial" w:cs="Arial"/>
+          <w:color w:val="000000"/>
+          <w:kern w:val="2"/>
+          <w:sz w:val="19"/>
+          <w:szCs w:val="24"/>
+        </w:rPr>
+        <w:t>custom.Tenedor</w:t>
+      </w:r>
+      <w:proofErr w:type="spellEnd"/>
+      <w:r>
+        <w:rPr>
+          <w:rFonts w:ascii="Arial" w:eastAsia="Times New Roman" w:hAnsi="Arial" w:cs="Arial"/>
+          <w:color w:val="000000"/>
+          <w:kern w:val="2"/>
+          <w:sz w:val="19"/>
+          <w:szCs w:val="24"/>
+        </w:rPr>
+        <w:t xml:space="preserve">}, quien en adelante se denominará EL CORREDOR DE BIENES RAÍCES, como obligado principal; y ASEGURADORA GLOBAL, S. A., en adelante LA FIADORA, Sociedad Anónima inscrita a Ficha 432217, Documento 454805 de la Sección de  Micropelículas (Mercantil del  Registro  Público), se obligan para con el Gobierno Nacional, Ministerio de Comercio e Industria, de conformidad con lo dispuesto en la Ley No.6 de 8 de Julio de 1999, hasta por la suma de </w:t>
+      </w:r>
+      <w:r>
+        <w:rPr>
+          <w:rFonts w:ascii="Arial" w:eastAsia="Times New Roman" w:hAnsi="Arial" w:cs="Arial"/>
+          <w:color w:val="000000"/>
+          <w:kern w:val="2"/>
+          <w:sz w:val="19"/>
+          <w:szCs w:val="24"/>
+        </w:rPr>
+        <w:t>{</w:t>
+      </w:r>
+      <w:proofErr w:type="spellStart"/>
+      <w:r>
+        <w:rPr>
+          <w:rFonts w:ascii="Arial" w:eastAsia="Times New Roman" w:hAnsi="Arial" w:cs="Arial"/>
+          <w:color w:val="000000"/>
+          <w:kern w:val="2"/>
+          <w:sz w:val="19"/>
+          <w:szCs w:val="24"/>
+        </w:rPr>
+        <w:t>custom.SumaTexto</w:t>
+      </w:r>
+      <w:proofErr w:type="spellEnd"/>
+      <w:r>
+        <w:rPr>
+          <w:rFonts w:ascii="Arial" w:eastAsia="Times New Roman" w:hAnsi="Arial" w:cs="Arial"/>
+          <w:color w:val="000000"/>
+          <w:kern w:val="2"/>
+          <w:sz w:val="19"/>
+          <w:szCs w:val="24"/>
+        </w:rPr>
+        <w:t>}</w:t>
       </w:r>
       <w:r>
         <w:rPr>
@@ -621,7 +799,29 @@
           <w:sz w:val="19"/>
           <w:szCs w:val="24"/>
         </w:rPr>
-        <w:t>{custom.MonedaMonto}</w:t>
+        <w:t>{</w:t>
+      </w:r>
+      <w:proofErr w:type="spellStart"/>
+      <w:r>
+        <w:rPr>
+          <w:rFonts w:ascii="Arial" w:eastAsia="Times New Roman" w:hAnsi="Arial" w:cs="Arial"/>
+          <w:color w:val="000000"/>
+          <w:kern w:val="2"/>
+          <w:sz w:val="19"/>
+          <w:szCs w:val="24"/>
+        </w:rPr>
+        <w:t>custom.MonedaMonto</w:t>
+      </w:r>
+      <w:proofErr w:type="spellEnd"/>
+      <w:r>
+        <w:rPr>
+          <w:rFonts w:ascii="Arial" w:eastAsia="Times New Roman" w:hAnsi="Arial" w:cs="Arial"/>
+          <w:color w:val="000000"/>
+          <w:kern w:val="2"/>
+          <w:sz w:val="19"/>
+          <w:szCs w:val="24"/>
+        </w:rPr>
+        <w:t>}</w:t>
       </w:r>
       <w:r>
         <w:rPr>
@@ -877,7 +1077,29 @@
           <w:sz w:val="19"/>
           <w:szCs w:val="24"/>
         </w:rPr>
-        <w:t>{custom.SumaTexto}</w:t>
+        <w:t>{</w:t>
+      </w:r>
+      <w:proofErr w:type="spellStart"/>
+      <w:r>
+        <w:rPr>
+          <w:rFonts w:ascii="Arial" w:eastAsia="Times New Roman" w:hAnsi="Arial" w:cs="Arial"/>
+          <w:color w:val="000000"/>
+          <w:kern w:val="2"/>
+          <w:sz w:val="19"/>
+          <w:szCs w:val="24"/>
+        </w:rPr>
+        <w:t>custom.SumaTexto</w:t>
+      </w:r>
+      <w:proofErr w:type="spellEnd"/>
+      <w:r>
+        <w:rPr>
+          <w:rFonts w:ascii="Arial" w:eastAsia="Times New Roman" w:hAnsi="Arial" w:cs="Arial"/>
+          <w:color w:val="000000"/>
+          <w:kern w:val="2"/>
+          <w:sz w:val="19"/>
+          <w:szCs w:val="24"/>
+        </w:rPr>
+        <w:t>}</w:t>
       </w:r>
       <w:r>
         <w:rPr>
@@ -897,7 +1119,29 @@
           <w:sz w:val="19"/>
           <w:szCs w:val="24"/>
         </w:rPr>
-        <w:t>{custom.MonedaMonto}</w:t>
+        <w:t>{</w:t>
+      </w:r>
+      <w:proofErr w:type="spellStart"/>
+      <w:r>
+        <w:rPr>
+          <w:rFonts w:ascii="Arial" w:eastAsia="Times New Roman" w:hAnsi="Arial" w:cs="Arial"/>
+          <w:color w:val="000000"/>
+          <w:kern w:val="2"/>
+          <w:sz w:val="19"/>
+          <w:szCs w:val="24"/>
+        </w:rPr>
+        <w:t>custom.MonedaMonto</w:t>
+      </w:r>
+      <w:proofErr w:type="spellEnd"/>
+      <w:r>
+        <w:rPr>
+          <w:rFonts w:ascii="Arial" w:eastAsia="Times New Roman" w:hAnsi="Arial" w:cs="Arial"/>
+          <w:color w:val="000000"/>
+          <w:kern w:val="2"/>
+          <w:sz w:val="19"/>
+          <w:szCs w:val="24"/>
+        </w:rPr>
+        <w:t>}</w:t>
       </w:r>
       <w:r>
         <w:rPr>
@@ -1039,7 +1283,33 @@
           <w:szCs w:val="24"/>
           <w:u w:val="single"/>
         </w:rPr>
-        <w:t>{custom.DesdeTexto}</w:t>
+        <w:t>{</w:t>
+      </w:r>
+      <w:proofErr w:type="spellStart"/>
+      <w:r>
+        <w:rPr>
+          <w:rFonts w:ascii="Arial" w:eastAsia="Times New Roman" w:hAnsi="Arial" w:cs="Arial"/>
+          <w:b/>
+          <w:color w:val="000000"/>
+          <w:kern w:val="2"/>
+          <w:sz w:val="19"/>
+          <w:szCs w:val="24"/>
+          <w:u w:val="single"/>
+        </w:rPr>
+        <w:t>custom.DesdeTexto</w:t>
+      </w:r>
+      <w:proofErr w:type="spellEnd"/>
+      <w:r>
+        <w:rPr>
+          <w:rFonts w:ascii="Arial" w:eastAsia="Times New Roman" w:hAnsi="Arial" w:cs="Arial"/>
+          <w:b/>
+          <w:color w:val="000000"/>
+          <w:kern w:val="2"/>
+          <w:sz w:val="19"/>
+          <w:szCs w:val="24"/>
+          <w:u w:val="single"/>
+        </w:rPr>
+        <w:t>}</w:t>
       </w:r>
       <w:r>
         <w:rPr>
@@ -1061,7 +1331,33 @@
           <w:szCs w:val="24"/>
           <w:u w:val="single"/>
         </w:rPr>
-        <w:t>{custom.HastaTexto}</w:t>
+        <w:t>{</w:t>
+      </w:r>
+      <w:proofErr w:type="spellStart"/>
+      <w:r>
+        <w:rPr>
+          <w:rFonts w:ascii="Arial" w:eastAsia="Times New Roman" w:hAnsi="Arial" w:cs="Arial"/>
+          <w:b/>
+          <w:color w:val="000000"/>
+          <w:kern w:val="2"/>
+          <w:sz w:val="19"/>
+          <w:szCs w:val="24"/>
+          <w:u w:val="single"/>
+        </w:rPr>
+        <w:t>custom.HastaTexto</w:t>
+      </w:r>
+      <w:proofErr w:type="spellEnd"/>
+      <w:r>
+        <w:rPr>
+          <w:rFonts w:ascii="Arial" w:eastAsia="Times New Roman" w:hAnsi="Arial" w:cs="Arial"/>
+          <w:b/>
+          <w:color w:val="000000"/>
+          <w:kern w:val="2"/>
+          <w:sz w:val="19"/>
+          <w:szCs w:val="24"/>
+          <w:u w:val="single"/>
+        </w:rPr>
+        <w:t>}</w:t>
       </w:r>
       <w:r>
         <w:rPr>
@@ -1163,7 +1459,29 @@
           <w:sz w:val="19"/>
           <w:szCs w:val="24"/>
         </w:rPr>
-        <w:t>{custom.FechaActualTextoMin}</w:t>
+        <w:t>{</w:t>
+      </w:r>
+      <w:proofErr w:type="spellStart"/>
+      <w:r>
+        <w:rPr>
+          <w:rFonts w:ascii="Arial" w:eastAsia="Times New Roman" w:hAnsi="Arial" w:cs="Arial"/>
+          <w:color w:val="000000"/>
+          <w:kern w:val="2"/>
+          <w:sz w:val="19"/>
+          <w:szCs w:val="24"/>
+        </w:rPr>
+        <w:t>custom.FechaActualTextoMin</w:t>
+      </w:r>
+      <w:proofErr w:type="spellEnd"/>
+      <w:r>
+        <w:rPr>
+          <w:rFonts w:ascii="Arial" w:eastAsia="Times New Roman" w:hAnsi="Arial" w:cs="Arial"/>
+          <w:color w:val="000000"/>
+          <w:kern w:val="2"/>
+          <w:sz w:val="19"/>
+          <w:szCs w:val="24"/>
+        </w:rPr>
+        <w:t>}</w:t>
       </w:r>
       <w:r>
         <w:rPr>
@@ -1352,7 +1670,31 @@
           <w:sz w:val="19"/>
           <w:szCs w:val="24"/>
         </w:rPr>
-        <w:t>{custom.Tenedor}</w:t>
+        <w:t>{</w:t>
+      </w:r>
+      <w:proofErr w:type="spellStart"/>
+      <w:r>
+        <w:rPr>
+          <w:rFonts w:ascii="Arial" w:eastAsia="Times New Roman" w:hAnsi="Arial" w:cs="Arial"/>
+          <w:b/>
+          <w:color w:val="000000"/>
+          <w:kern w:val="2"/>
+          <w:sz w:val="19"/>
+          <w:szCs w:val="24"/>
+        </w:rPr>
+        <w:t>custom.Tenedor</w:t>
+      </w:r>
+      <w:proofErr w:type="spellEnd"/>
+      <w:r>
+        <w:rPr>
+          <w:rFonts w:ascii="Arial" w:eastAsia="Times New Roman" w:hAnsi="Arial" w:cs="Arial"/>
+          <w:b/>
+          <w:color w:val="000000"/>
+          <w:kern w:val="2"/>
+          <w:sz w:val="19"/>
+          <w:szCs w:val="24"/>
+        </w:rPr>
+        <w:t>}</w:t>
       </w:r>
     </w:p>
     <w:p>
@@ -1401,7 +1743,45 @@
     </w:p>
     <w:p>
       <w:pPr>
-        <w:framePr w:w="4560" w:h="290" w:hRule="exact" w:wrap="auto" w:vAnchor="page" w:hAnchor="page" w:x="6841" w:y="11503"/>
+        <w:framePr w:w="5263" w:h="430" w:hSpace="141" w:wrap="around" w:vAnchor="text" w:hAnchor="page" w:x="6466" w:y="10336"/>
+        <w:widowControl w:val="0"/>
+        <w:pBdr>
+          <w:top w:val="single" w:sz="8" w:space="1" w:color="auto"/>
+        </w:pBdr>
+        <w:tabs>
+          <w:tab w:val="left" w:pos="360"/>
+          <w:tab w:val="left" w:pos="720"/>
+          <w:tab w:val="left" w:pos="1080"/>
+          <w:tab w:val="left" w:pos="1440"/>
+          <w:tab w:val="left" w:pos="1800"/>
+          <w:tab w:val="left" w:pos="2160"/>
+          <w:tab w:val="left" w:pos="2520"/>
+          <w:tab w:val="left" w:pos="2880"/>
+          <w:tab w:val="left" w:pos="3240"/>
+          <w:tab w:val="left" w:pos="3600"/>
+          <w:tab w:val="left" w:pos="3960"/>
+          <w:tab w:val="left" w:pos="4320"/>
+        </w:tabs>
+        <w:autoSpaceDE w:val="0"/>
+        <w:autoSpaceDN w:val="0"/>
+        <w:adjustRightInd w:val="0"/>
+        <w:spacing w:after="0" w:line="240" w:lineRule="auto"/>
+        <w:jc w:val="center"/>
+      </w:pPr>
+      <w:r>
+        <w:rPr>
+          <w:rFonts w:ascii="Arial" w:eastAsia="Times New Roman" w:hAnsi="Arial" w:cs="Arial"/>
+          <w:b/>
+          <w:color w:val="000000"/>
+          <w:kern w:val="2"/>
+          <w:sz w:val="19"/>
+          <w:szCs w:val="24"/>
+        </w:rPr>
+        <w:t>Firma Autorizada</w:t>
+      </w:r>
+    </w:p>
+    <w:p>
+      <w:pPr>
         <w:widowControl w:val="0"/>
         <w:pBdr>
           <w:top w:val="single" w:sz="8" w:space="0" w:color="000000"/>
@@ -1434,17 +1814,6 @@
           <w:szCs w:val="24"/>
         </w:rPr>
       </w:pPr>
-      <w:r>
-        <w:rPr>
-          <w:rFonts w:ascii="Arial" w:eastAsia="Times New Roman" w:hAnsi="Arial" w:cs="Arial"/>
-          <w:b/>
-          <w:color w:val="000000"/>
-          <w:kern w:val="2"/>
-          <w:sz w:val="19"/>
-          <w:szCs w:val="24"/>
-        </w:rPr>
-        <w:t>Firma Autorizada</w:t>
-      </w:r>
     </w:p>
     <w:sectPr>
       <w:headerReference w:type="even" r:id="rId6"/>
